--- a/exports/trestle-brief-executive.docx
+++ b/exports/trestle-brief-executive.docx
@@ -1349,7 +1349,7 @@
           <w:color w:val="2C5A8A"/>
           <w:sz w:val="28"/>
         </w:rPr>
-        <w:t>7. ROADMAP — FROM PILOT TO FIRM-WIDE</w:t>
+        <w:t>7. ROADMAP — PILOT TO ~40 ANALYST USERS BY EOY</w:t>
       </w:r>
     </w:p>
     <w:p>
@@ -1359,7 +1359,7 @@
           <w:color w:val="6A737C"/>
           <w:sz w:val="20"/>
         </w:rPr>
-        <w:t>Two phases. The first locks in every ideal-state capability on a small team so nothing is left to chase later. The second scales out, with explicit testing gates between cohorts so quality holds.</w:t>
+        <w:t>Current scope is one midsize organization. The pilot runs on a single team within that org; full rollout reaches roughly 40 analyst users by year-end. A broader opportunity (a few hundred or more users across adjacent teams or the wider firm) sits beyond the current engagement — design and infrastructure choices are sized to make that expansion possible without rework.</w:t>
       </w:r>
     </w:p>
     <w:p>
@@ -1369,7 +1369,7 @@
           <w:color w:val="B07B3A"/>
           <w:sz w:val="24"/>
         </w:rPr>
-        <w:t>Phase 1 — Pilot hardening (5-10 users, one team)</w:t>
+        <w:t>Phase 1 — Pilot (1 team, in-org)</w:t>
       </w:r>
     </w:p>
     <w:p>
@@ -1378,7 +1378,7 @@
           <w:b w:val="0"/>
           <w:sz w:val="22"/>
         </w:rPr>
-        <w:t>Goal: get the full target stack working end-to-end on a single controlled team. Everything below is in place before opening up further.</w:t>
+        <w:t>Goal: get the full target stack working end-to-end on one team, with everything below in place before opening up to the rest of the org.</w:t>
       </w:r>
     </w:p>
     <w:p>
@@ -1471,7 +1471,7 @@
           <w:b w:val="0"/>
           <w:sz w:val="22"/>
         </w:rPr>
-        <w:t>Exit criteria: a full close cycle run on Trestle with zero data loss and a green automated regression suite.</w:t>
+        <w:t>Exit criteria: a full close cycle run on Trestle with zero data loss, validated integration round-trips, and a green automated regression suite.</w:t>
       </w:r>
     </w:p>
     <w:p>
@@ -1481,7 +1481,7 @@
           <w:color w:val="B07B3A"/>
           <w:sz w:val="24"/>
         </w:rPr>
-        <w:t>Phase 2 — Scale ramp (10 → 1,000 users)</w:t>
+        <w:t>Phase 2 — Org rollout to ~40 analyst users by EOY</w:t>
       </w:r>
     </w:p>
     <w:p>
@@ -1490,7 +1490,7 @@
           <w:b w:val="0"/>
           <w:sz w:val="22"/>
         </w:rPr>
-        <w:t>Cohorts open after each gate is green.</w:t>
+        <w:t>Open the platform to the rest of the organization in measured cohorts after the pilot exit criteria are met. Each cohort has explicit checks before the next opens.</w:t>
       </w:r>
     </w:p>
     <w:tbl>
@@ -1510,7 +1510,7 @@
           </w:tcPr>
           <w:p>
             <w:r>
-              <w:t>Milestone</w:t>
+              <w:t>Checkpoint</w:t>
             </w:r>
           </w:p>
         </w:tc>
@@ -1520,7 +1520,7 @@
           </w:tcPr>
           <w:p>
             <w:r>
-              <w:t>What gets validated before opening the next cohort</w:t>
+              <w:t>What gets validated before adding more users</w:t>
             </w:r>
           </w:p>
         </w:tc>
@@ -1532,7 +1532,7 @@
           </w:tcPr>
           <w:p>
             <w:r>
-              <w:t>~100 users</w:t>
+              <w:t>Pilot → first additional team</w:t>
             </w:r>
           </w:p>
         </w:tc>
@@ -1542,7 +1542,7 @@
           </w:tcPr>
           <w:p>
             <w:r>
-              <w:t>Load test at 3× headroom · disaster recovery drill · access-control audit</w:t>
+              <w:t>Reference data published org-wide · access scoping verified · save / merge stability under double the pilot load</w:t>
             </w:r>
           </w:p>
         </w:tc>
@@ -1554,7 +1554,7 @@
           </w:tcPr>
           <w:p>
             <w:r>
-              <w:t>~300 users</w:t>
+              <w:t>~20 users</w:t>
             </w:r>
           </w:p>
         </w:tc>
@@ -1564,7 +1564,7 @@
           </w:tcPr>
           <w:p>
             <w:r>
-              <w:t>Multi-tenant isolation review · concurrent-edit stress test · external security review · reliability SLOs 4 on integrations</w:t>
+              <w:t>Concurrent-edit stress · integration freshness checks · audit log completeness</w:t>
             </w:r>
           </w:p>
         </w:tc>
@@ -1576,7 +1576,7 @@
           </w:tcPr>
           <w:p>
             <w:r>
-              <w:t>500-1,000 users</w:t>
+              <w:t>~40 users (EOY target)</w:t>
             </w:r>
           </w:p>
         </w:tc>
@@ -1586,12 +1586,31 @@
           </w:tcPr>
           <w:p>
             <w:r>
-              <w:t>Multi-region read replicas 5 · capacity plan to 2× peak · 24/7 on-call rotation with documented runbooks</w:t>
+              <w:t>Capacity headroom plan · documented runbooks · close-cycle dry run with the full org cohort</w:t>
             </w:r>
           </w:p>
         </w:tc>
       </w:tr>
     </w:tbl>
+    <w:p>
+      <w:r>
+        <w:rPr>
+          <w:b/>
+          <w:color w:val="B07B3A"/>
+          <w:sz w:val="24"/>
+        </w:rPr>
+        <w:t>Beyond current scope</w:t>
+      </w:r>
+    </w:p>
+    <w:p>
+      <w:r>
+        <w:rPr>
+          <w:b w:val="0"/>
+          <w:sz w:val="22"/>
+        </w:rPr>
+        <w:t>A few hundred or more users in adjacent teams or across the broader firm is a real opportunity but is not in current scope. Design and infrastructure decisions taken in Phase 1 (normalized data, dimension-scoped access, versioned connectors) are deliberately sized to support that expansion — so the path is shortened, not pre-built.</w:t>
+      </w:r>
+    </w:p>
     <w:p/>
     <w:p>
       <w:r>
@@ -1600,7 +1619,71 @@
           <w:color w:val="2C5A8A"/>
           <w:sz w:val="28"/>
         </w:rPr>
-        <w:t>8. WHAT THIS BUYS THE BUSINESS</w:t>
+        <w:t>8. EXPECTED TIME SAVINGS</w:t>
+      </w:r>
+    </w:p>
+    <w:p>
+      <w:r>
+        <w:rPr>
+          <w:b w:val="0"/>
+          <w:sz w:val="22"/>
+        </w:rPr>
+        <w:t>Roughly 100 hours recovered per analyst, annually , once Phase 1 capabilities are live across the org. Estimate based on observed pilot workflows.</w:t>
+      </w:r>
+    </w:p>
+    <w:p>
+      <w:pPr>
+        <w:pStyle w:val="ListBullet"/>
+      </w:pPr>
+      <w:r>
+        <w:rPr>
+          <w:b w:val="0"/>
+          <w:sz w:val="22"/>
+        </w:rPr>
+        <w:t>~60% of the savings sit in the AOP cycle — planning entry, reconciliation, scenario compare, and review cycles compress meaningfully. The remaining ~40% is spread across monthly Rolling Forecast and Long-Term Plan work.</w:t>
+      </w:r>
+    </w:p>
+    <w:p>
+      <w:pPr>
+        <w:pStyle w:val="ListBullet"/>
+      </w:pPr>
+      <w:r>
+        <w:rPr>
+          <w:b w:val="0"/>
+          <w:sz w:val="22"/>
+        </w:rPr>
+        <w:t>~70% of the savings are driven by streamlined load and system integration tools — the spreadsheet-style grid plus standard connectors to ERP, HR, and EPM systems remove most of the manual import / export and reconciliation work that dominates the current cycle. The remaining ~30% comes from real-time collaboration, scenario tooling, and reduced rework from concurrent-edit issues.</w:t>
+      </w:r>
+    </w:p>
+    <w:p>
+      <w:r>
+        <w:rPr>
+          <w:b w:val="0"/>
+          <w:color w:val="6A737C"/>
+          <w:sz w:val="20"/>
+        </w:rPr>
+        <w:t>The two cuts are different views of the same 100 hours — by planning phase (AOP vs RF vs LTP) and by feature category (load &amp; integration vs other) — so they overlap rather than add. The single biggest block is AOP work that gets faster because integration tools eliminate manual reconciliation against ERP and HR data.</w:t>
+      </w:r>
+    </w:p>
+    <w:p>
+      <w:r>
+        <w:rPr>
+          <w:b w:val="0"/>
+          <w:color w:val="6A737C"/>
+          <w:sz w:val="20"/>
+        </w:rPr>
+        <w:t>At the EOY scope (~40 analysts), this scales to roughly 4,000 hours per year recovered across the organization.</w:t>
+      </w:r>
+    </w:p>
+    <w:p/>
+    <w:p>
+      <w:r>
+        <w:rPr>
+          <w:b/>
+          <w:color w:val="2C5A8A"/>
+          <w:sz w:val="28"/>
+        </w:rPr>
+        <w:t>9. WHAT THIS BUYS THE BUSINESS</w:t>
       </w:r>
     </w:p>
     <w:p>
@@ -1759,26 +1842,6 @@
           <w:sz w:val="20"/>
         </w:rPr>
         <w:t>3 Single sign-on (SSO). Users log in once with their corporate credentials (e.g., Google Workspace, Azure AD) and access Trestle without a separate password.</w:t>
-      </w:r>
-    </w:p>
-    <w:p>
-      <w:r>
-        <w:rPr>
-          <w:b w:val="0"/>
-          <w:color w:val="6A737C"/>
-          <w:sz w:val="20"/>
-        </w:rPr>
-        <w:t>4 SLO — Service Level Objective. A measurable target for system performance (e.g., "99.9% of saves complete within 400 milliseconds"). SLOs make reliability quantifiable rather than anecdotal.</w:t>
-      </w:r>
-    </w:p>
-    <w:p>
-      <w:r>
-        <w:rPr>
-          <w:b w:val="0"/>
-          <w:color w:val="6A737C"/>
-          <w:sz w:val="20"/>
-        </w:rPr>
-        <w:t>5 Read replicas. Copies of the database that handle reporting and pivot queries, leaving the primary database free for plan edits. Reduces contention as users grow.</w:t>
       </w:r>
     </w:p>
     <w:sectPr>

--- a/exports/trestle-brief-executive.docx
+++ b/exports/trestle-brief-executive.docx
@@ -166,14 +166,14 @@
         <w:tblLook w:firstColumn="1" w:firstRow="1" w:lastColumn="0" w:lastRow="0" w:noHBand="0" w:noVBand="1" w:val="04A0"/>
       </w:tblPr>
       <w:tblGrid>
-        <w:gridCol w:w="2880"/>
-        <w:gridCol w:w="2880"/>
-        <w:gridCol w:w="2880"/>
+        <w:gridCol w:w="3600"/>
+        <w:gridCol w:w="3600"/>
+        <w:gridCol w:w="3600"/>
       </w:tblGrid>
       <w:tr>
         <w:tc>
           <w:tcPr>
-            <w:tcW w:type="dxa" w:w="2880"/>
+            <w:tcW w:type="dxa" w:w="3600"/>
           </w:tcPr>
           <w:p>
             <w:r>
@@ -183,7 +183,7 @@
         </w:tc>
         <w:tc>
           <w:tcPr>
-            <w:tcW w:type="dxa" w:w="2880"/>
+            <w:tcW w:type="dxa" w:w="3600"/>
           </w:tcPr>
           <w:p>
             <w:r>
@@ -193,7 +193,7 @@
         </w:tc>
         <w:tc>
           <w:tcPr>
-            <w:tcW w:type="dxa" w:w="2880"/>
+            <w:tcW w:type="dxa" w:w="3600"/>
           </w:tcPr>
           <w:p>
             <w:r>
@@ -205,7 +205,7 @@
       <w:tr>
         <w:tc>
           <w:tcPr>
-            <w:tcW w:type="dxa" w:w="2880"/>
+            <w:tcW w:type="dxa" w:w="3600"/>
           </w:tcPr>
           <w:p>
             <w:r>
@@ -215,7 +215,7 @@
         </w:tc>
         <w:tc>
           <w:tcPr>
-            <w:tcW w:type="dxa" w:w="2880"/>
+            <w:tcW w:type="dxa" w:w="3600"/>
           </w:tcPr>
           <w:p>
             <w:r>
@@ -225,7 +225,7 @@
         </w:tc>
         <w:tc>
           <w:tcPr>
-            <w:tcW w:type="dxa" w:w="2880"/>
+            <w:tcW w:type="dxa" w:w="3600"/>
           </w:tcPr>
           <w:p>
             <w:r>
@@ -237,7 +237,7 @@
       <w:tr>
         <w:tc>
           <w:tcPr>
-            <w:tcW w:type="dxa" w:w="2880"/>
+            <w:tcW w:type="dxa" w:w="3600"/>
           </w:tcPr>
           <w:p>
             <w:r>
@@ -247,7 +247,7 @@
         </w:tc>
         <w:tc>
           <w:tcPr>
-            <w:tcW w:type="dxa" w:w="2880"/>
+            <w:tcW w:type="dxa" w:w="3600"/>
           </w:tcPr>
           <w:p>
             <w:r>
@@ -257,7 +257,7 @@
         </w:tc>
         <w:tc>
           <w:tcPr>
-            <w:tcW w:type="dxa" w:w="2880"/>
+            <w:tcW w:type="dxa" w:w="3600"/>
           </w:tcPr>
           <w:p>
             <w:r>
@@ -269,7 +269,7 @@
       <w:tr>
         <w:tc>
           <w:tcPr>
-            <w:tcW w:type="dxa" w:w="2880"/>
+            <w:tcW w:type="dxa" w:w="3600"/>
           </w:tcPr>
           <w:p>
             <w:r>
@@ -279,7 +279,7 @@
         </w:tc>
         <w:tc>
           <w:tcPr>
-            <w:tcW w:type="dxa" w:w="2880"/>
+            <w:tcW w:type="dxa" w:w="3600"/>
           </w:tcPr>
           <w:p>
             <w:r>
@@ -289,7 +289,7 @@
         </w:tc>
         <w:tc>
           <w:tcPr>
-            <w:tcW w:type="dxa" w:w="2880"/>
+            <w:tcW w:type="dxa" w:w="3600"/>
           </w:tcPr>
           <w:p>
             <w:r>
@@ -316,14 +316,14 @@
         <w:tblLook w:firstColumn="1" w:firstRow="1" w:lastColumn="0" w:lastRow="0" w:noHBand="0" w:noVBand="1" w:val="04A0"/>
       </w:tblPr>
       <w:tblGrid>
-        <w:gridCol w:w="2880"/>
-        <w:gridCol w:w="2880"/>
-        <w:gridCol w:w="2880"/>
+        <w:gridCol w:w="3600"/>
+        <w:gridCol w:w="3600"/>
+        <w:gridCol w:w="3600"/>
       </w:tblGrid>
       <w:tr>
         <w:tc>
           <w:tcPr>
-            <w:tcW w:type="dxa" w:w="2880"/>
+            <w:tcW w:type="dxa" w:w="3600"/>
           </w:tcPr>
           <w:p>
             <w:r>
@@ -333,7 +333,7 @@
         </w:tc>
         <w:tc>
           <w:tcPr>
-            <w:tcW w:type="dxa" w:w="2880"/>
+            <w:tcW w:type="dxa" w:w="3600"/>
           </w:tcPr>
           <w:p>
             <w:r>
@@ -343,7 +343,7 @@
         </w:tc>
         <w:tc>
           <w:tcPr>
-            <w:tcW w:type="dxa" w:w="2880"/>
+            <w:tcW w:type="dxa" w:w="3600"/>
           </w:tcPr>
           <w:p>
             <w:r>
@@ -355,7 +355,7 @@
       <w:tr>
         <w:tc>
           <w:tcPr>
-            <w:tcW w:type="dxa" w:w="2880"/>
+            <w:tcW w:type="dxa" w:w="3600"/>
           </w:tcPr>
           <w:p>
             <w:r>
@@ -365,7 +365,7 @@
         </w:tc>
         <w:tc>
           <w:tcPr>
-            <w:tcW w:type="dxa" w:w="2880"/>
+            <w:tcW w:type="dxa" w:w="3600"/>
           </w:tcPr>
           <w:p>
             <w:r>
@@ -375,7 +375,7 @@
         </w:tc>
         <w:tc>
           <w:tcPr>
-            <w:tcW w:type="dxa" w:w="2880"/>
+            <w:tcW w:type="dxa" w:w="3600"/>
           </w:tcPr>
           <w:p>
             <w:r>
@@ -387,7 +387,7 @@
       <w:tr>
         <w:tc>
           <w:tcPr>
-            <w:tcW w:type="dxa" w:w="2880"/>
+            <w:tcW w:type="dxa" w:w="3600"/>
           </w:tcPr>
           <w:p>
             <w:r>
@@ -397,7 +397,7 @@
         </w:tc>
         <w:tc>
           <w:tcPr>
-            <w:tcW w:type="dxa" w:w="2880"/>
+            <w:tcW w:type="dxa" w:w="3600"/>
           </w:tcPr>
           <w:p>
             <w:r>
@@ -407,7 +407,7 @@
         </w:tc>
         <w:tc>
           <w:tcPr>
-            <w:tcW w:type="dxa" w:w="2880"/>
+            <w:tcW w:type="dxa" w:w="3600"/>
           </w:tcPr>
           <w:p>
             <w:r>
@@ -419,7 +419,7 @@
       <w:tr>
         <w:tc>
           <w:tcPr>
-            <w:tcW w:type="dxa" w:w="2880"/>
+            <w:tcW w:type="dxa" w:w="3600"/>
           </w:tcPr>
           <w:p>
             <w:r>
@@ -429,7 +429,7 @@
         </w:tc>
         <w:tc>
           <w:tcPr>
-            <w:tcW w:type="dxa" w:w="2880"/>
+            <w:tcW w:type="dxa" w:w="3600"/>
           </w:tcPr>
           <w:p>
             <w:r>
@@ -439,7 +439,7 @@
         </w:tc>
         <w:tc>
           <w:tcPr>
-            <w:tcW w:type="dxa" w:w="2880"/>
+            <w:tcW w:type="dxa" w:w="3600"/>
           </w:tcPr>
           <w:p>
             <w:r>
@@ -451,7 +451,7 @@
       <w:tr>
         <w:tc>
           <w:tcPr>
-            <w:tcW w:type="dxa" w:w="2880"/>
+            <w:tcW w:type="dxa" w:w="3600"/>
           </w:tcPr>
           <w:p>
             <w:r>
@@ -461,7 +461,7 @@
         </w:tc>
         <w:tc>
           <w:tcPr>
-            <w:tcW w:type="dxa" w:w="2880"/>
+            <w:tcW w:type="dxa" w:w="3600"/>
           </w:tcPr>
           <w:p>
             <w:r>
@@ -471,7 +471,7 @@
         </w:tc>
         <w:tc>
           <w:tcPr>
-            <w:tcW w:type="dxa" w:w="2880"/>
+            <w:tcW w:type="dxa" w:w="3600"/>
           </w:tcPr>
           <w:p>
             <w:r>
@@ -483,7 +483,7 @@
       <w:tr>
         <w:tc>
           <w:tcPr>
-            <w:tcW w:type="dxa" w:w="2880"/>
+            <w:tcW w:type="dxa" w:w="3600"/>
           </w:tcPr>
           <w:p>
             <w:r>
@@ -493,7 +493,7 @@
         </w:tc>
         <w:tc>
           <w:tcPr>
-            <w:tcW w:type="dxa" w:w="2880"/>
+            <w:tcW w:type="dxa" w:w="3600"/>
           </w:tcPr>
           <w:p>
             <w:r>
@@ -503,7 +503,7 @@
         </w:tc>
         <w:tc>
           <w:tcPr>
-            <w:tcW w:type="dxa" w:w="2880"/>
+            <w:tcW w:type="dxa" w:w="3600"/>
           </w:tcPr>
           <w:p>
             <w:r>
@@ -515,7 +515,7 @@
       <w:tr>
         <w:tc>
           <w:tcPr>
-            <w:tcW w:type="dxa" w:w="2880"/>
+            <w:tcW w:type="dxa" w:w="3600"/>
           </w:tcPr>
           <w:p>
             <w:r>
@@ -525,7 +525,7 @@
         </w:tc>
         <w:tc>
           <w:tcPr>
-            <w:tcW w:type="dxa" w:w="2880"/>
+            <w:tcW w:type="dxa" w:w="3600"/>
           </w:tcPr>
           <w:p>
             <w:r>
@@ -535,7 +535,7 @@
         </w:tc>
         <w:tc>
           <w:tcPr>
-            <w:tcW w:type="dxa" w:w="2880"/>
+            <w:tcW w:type="dxa" w:w="3600"/>
           </w:tcPr>
           <w:p>
             <w:r>
@@ -547,7 +547,7 @@
       <w:tr>
         <w:tc>
           <w:tcPr>
-            <w:tcW w:type="dxa" w:w="2880"/>
+            <w:tcW w:type="dxa" w:w="3600"/>
           </w:tcPr>
           <w:p>
             <w:r>
@@ -557,7 +557,7 @@
         </w:tc>
         <w:tc>
           <w:tcPr>
-            <w:tcW w:type="dxa" w:w="2880"/>
+            <w:tcW w:type="dxa" w:w="3600"/>
           </w:tcPr>
           <w:p>
             <w:r>
@@ -567,7 +567,7 @@
         </w:tc>
         <w:tc>
           <w:tcPr>
-            <w:tcW w:type="dxa" w:w="2880"/>
+            <w:tcW w:type="dxa" w:w="3600"/>
           </w:tcPr>
           <w:p>
             <w:r>
@@ -642,13 +642,13 @@
         <w:tblLook w:firstColumn="1" w:firstRow="1" w:lastColumn="0" w:lastRow="0" w:noHBand="0" w:noVBand="1" w:val="04A0"/>
       </w:tblPr>
       <w:tblGrid>
-        <w:gridCol w:w="4320"/>
-        <w:gridCol w:w="4320"/>
+        <w:gridCol w:w="5400"/>
+        <w:gridCol w:w="5400"/>
       </w:tblGrid>
       <w:tr>
         <w:tc>
           <w:tcPr>
-            <w:tcW w:type="dxa" w:w="4320"/>
+            <w:tcW w:type="dxa" w:w="5400"/>
           </w:tcPr>
           <w:p>
             <w:r>
@@ -658,7 +658,7 @@
         </w:tc>
         <w:tc>
           <w:tcPr>
-            <w:tcW w:type="dxa" w:w="4320"/>
+            <w:tcW w:type="dxa" w:w="5400"/>
           </w:tcPr>
           <w:p>
             <w:r>
@@ -670,7 +670,7 @@
       <w:tr>
         <w:tc>
           <w:tcPr>
-            <w:tcW w:type="dxa" w:w="4320"/>
+            <w:tcW w:type="dxa" w:w="5400"/>
           </w:tcPr>
           <w:p>
             <w:r>
@@ -680,7 +680,7 @@
         </w:tc>
         <w:tc>
           <w:tcPr>
-            <w:tcW w:type="dxa" w:w="4320"/>
+            <w:tcW w:type="dxa" w:w="5400"/>
           </w:tcPr>
           <w:p>
             <w:r>
@@ -692,7 +692,7 @@
       <w:tr>
         <w:tc>
           <w:tcPr>
-            <w:tcW w:type="dxa" w:w="4320"/>
+            <w:tcW w:type="dxa" w:w="5400"/>
           </w:tcPr>
           <w:p>
             <w:r>
@@ -702,7 +702,7 @@
         </w:tc>
         <w:tc>
           <w:tcPr>
-            <w:tcW w:type="dxa" w:w="4320"/>
+            <w:tcW w:type="dxa" w:w="5400"/>
           </w:tcPr>
           <w:p>
             <w:r>
@@ -714,7 +714,7 @@
       <w:tr>
         <w:tc>
           <w:tcPr>
-            <w:tcW w:type="dxa" w:w="4320"/>
+            <w:tcW w:type="dxa" w:w="5400"/>
           </w:tcPr>
           <w:p>
             <w:r>
@@ -724,7 +724,7 @@
         </w:tc>
         <w:tc>
           <w:tcPr>
-            <w:tcW w:type="dxa" w:w="4320"/>
+            <w:tcW w:type="dxa" w:w="5400"/>
           </w:tcPr>
           <w:p>
             <w:r>
@@ -736,7 +736,7 @@
       <w:tr>
         <w:tc>
           <w:tcPr>
-            <w:tcW w:type="dxa" w:w="4320"/>
+            <w:tcW w:type="dxa" w:w="5400"/>
           </w:tcPr>
           <w:p>
             <w:r>
@@ -746,7 +746,7 @@
         </w:tc>
         <w:tc>
           <w:tcPr>
-            <w:tcW w:type="dxa" w:w="4320"/>
+            <w:tcW w:type="dxa" w:w="5400"/>
           </w:tcPr>
           <w:p>
             <w:r>
@@ -758,7 +758,7 @@
       <w:tr>
         <w:tc>
           <w:tcPr>
-            <w:tcW w:type="dxa" w:w="4320"/>
+            <w:tcW w:type="dxa" w:w="5400"/>
           </w:tcPr>
           <w:p>
             <w:r>
@@ -768,7 +768,7 @@
         </w:tc>
         <w:tc>
           <w:tcPr>
-            <w:tcW w:type="dxa" w:w="4320"/>
+            <w:tcW w:type="dxa" w:w="5400"/>
           </w:tcPr>
           <w:p>
             <w:r>
@@ -780,7 +780,7 @@
       <w:tr>
         <w:tc>
           <w:tcPr>
-            <w:tcW w:type="dxa" w:w="4320"/>
+            <w:tcW w:type="dxa" w:w="5400"/>
           </w:tcPr>
           <w:p>
             <w:r>
@@ -790,7 +790,7 @@
         </w:tc>
         <w:tc>
           <w:tcPr>
-            <w:tcW w:type="dxa" w:w="4320"/>
+            <w:tcW w:type="dxa" w:w="5400"/>
           </w:tcPr>
           <w:p>
             <w:r>
@@ -1500,13 +1500,13 @@
         <w:tblLook w:firstColumn="1" w:firstRow="1" w:lastColumn="0" w:lastRow="0" w:noHBand="0" w:noVBand="1" w:val="04A0"/>
       </w:tblPr>
       <w:tblGrid>
-        <w:gridCol w:w="4320"/>
-        <w:gridCol w:w="4320"/>
+        <w:gridCol w:w="5400"/>
+        <w:gridCol w:w="5400"/>
       </w:tblGrid>
       <w:tr>
         <w:tc>
           <w:tcPr>
-            <w:tcW w:type="dxa" w:w="4320"/>
+            <w:tcW w:type="dxa" w:w="5400"/>
           </w:tcPr>
           <w:p>
             <w:r>
@@ -1516,7 +1516,7 @@
         </w:tc>
         <w:tc>
           <w:tcPr>
-            <w:tcW w:type="dxa" w:w="4320"/>
+            <w:tcW w:type="dxa" w:w="5400"/>
           </w:tcPr>
           <w:p>
             <w:r>
@@ -1528,7 +1528,7 @@
       <w:tr>
         <w:tc>
           <w:tcPr>
-            <w:tcW w:type="dxa" w:w="4320"/>
+            <w:tcW w:type="dxa" w:w="5400"/>
           </w:tcPr>
           <w:p>
             <w:r>
@@ -1538,7 +1538,7 @@
         </w:tc>
         <w:tc>
           <w:tcPr>
-            <w:tcW w:type="dxa" w:w="4320"/>
+            <w:tcW w:type="dxa" w:w="5400"/>
           </w:tcPr>
           <w:p>
             <w:r>
@@ -1550,7 +1550,7 @@
       <w:tr>
         <w:tc>
           <w:tcPr>
-            <w:tcW w:type="dxa" w:w="4320"/>
+            <w:tcW w:type="dxa" w:w="5400"/>
           </w:tcPr>
           <w:p>
             <w:r>
@@ -1560,7 +1560,7 @@
         </w:tc>
         <w:tc>
           <w:tcPr>
-            <w:tcW w:type="dxa" w:w="4320"/>
+            <w:tcW w:type="dxa" w:w="5400"/>
           </w:tcPr>
           <w:p>
             <w:r>
@@ -1572,7 +1572,7 @@
       <w:tr>
         <w:tc>
           <w:tcPr>
-            <w:tcW w:type="dxa" w:w="4320"/>
+            <w:tcW w:type="dxa" w:w="5400"/>
           </w:tcPr>
           <w:p>
             <w:r>
@@ -1582,7 +1582,7 @@
         </w:tc>
         <w:tc>
           <w:tcPr>
-            <w:tcW w:type="dxa" w:w="4320"/>
+            <w:tcW w:type="dxa" w:w="5400"/>
           </w:tcPr>
           <w:p>
             <w:r>
@@ -1846,7 +1846,7 @@
     </w:p>
     <w:sectPr>
       <w:pgSz w:w="12240" w:h="15840"/>
-      <w:pgMar w:top="1440" w:right="1800" w:bottom="1440" w:left="1800" w:header="720" w:footer="720" w:gutter="0"/>
+      <w:pgMar w:top="720" w:right="720" w:bottom="720" w:left="720" w:header="720" w:footer="720" w:gutter="0"/>
       <w:cols w:space="720"/>
       <w:docGrid w:linePitch="360"/>
     </w:sectPr>
